--- a/overview.docx
+++ b/overview.docx
@@ -10,7 +10,7 @@
         <w:t xml:space="preserve">🏠 Course Overview</w:t>
       </w:r>
     </w:p>
-    <w:bookmarkStart w:id="23" w:name="quick-links"/>
+    <w:bookmarkStart w:id="12" w:name="quick-links"/>
     <w:p>
       <w:pPr>
         <w:pStyle w:val="Heading3"/>
@@ -40,7 +40,7 @@
       <w:r>
         <w:t xml:space="preserve"> </w:t>
       </w:r>
-      <w:hyperlink r:id="rId20">
+      <w:hyperlink r:id="rId9">
         <w:r>
           <w:rPr>
             <w:rStyle w:val="Hyperlink"/>
@@ -70,7 +70,7 @@
       <w:r>
         <w:t xml:space="preserve"> </w:t>
       </w:r>
-      <w:hyperlink r:id="rId21">
+      <w:hyperlink r:id="rId10">
         <w:r>
           <w:rPr>
             <w:rStyle w:val="Hyperlink"/>
@@ -100,7 +100,7 @@
       <w:r>
         <w:t xml:space="preserve"> </w:t>
       </w:r>
-      <w:hyperlink r:id="rId22">
+      <w:hyperlink r:id="rId11">
         <w:r>
           <w:rPr>
             <w:rStyle w:val="Hyperlink"/>
@@ -109,8 +109,8 @@
         </w:r>
       </w:hyperlink>
     </w:p>
-    <w:bookmarkEnd w:id="23"/>
-    <w:bookmarkStart w:id="32" w:name="course-information"/>
+    <w:bookmarkEnd w:id="12"/>
+    <w:bookmarkStart w:id="21" w:name="course-information"/>
     <w:p>
       <w:pPr>
         <w:pStyle w:val="Heading1"/>
@@ -119,7 +119,7 @@
         <w:t xml:space="preserve">Course Information</w:t>
       </w:r>
     </w:p>
-    <w:bookmarkStart w:id="24" w:name="class"/>
+    <w:bookmarkStart w:id="13" w:name="class"/>
     <w:p>
       <w:pPr>
         <w:pStyle w:val="Heading2"/>
@@ -156,8 +156,8 @@
         <w:t xml:space="preserve"> </w:t>
       </w:r>
     </w:p>
-    <w:bookmarkEnd w:id="24"/>
-    <w:bookmarkStart w:id="28" w:name="instructor"/>
+    <w:bookmarkEnd w:id="13"/>
+    <w:bookmarkStart w:id="17" w:name="instructor"/>
     <w:p>
       <w:pPr>
         <w:pStyle w:val="Heading2"/>
@@ -211,7 +211,7 @@
         <w:rPr>
           <w:rStyle w:val="FootnoteReference"/>
         </w:rPr>
-        <w:footnoteReference w:id="25"/>
+        <w:footnoteReference w:id="14"/>
       </w:r>
     </w:p>
     <w:p>
@@ -228,7 +228,7 @@
       <w:r>
         <w:t xml:space="preserve">: Friday, 1-3 (</w:t>
       </w:r>
-      <w:hyperlink r:id="rId26">
+      <w:hyperlink r:id="rId15">
         <w:r>
           <w:rPr>
             <w:rStyle w:val="Hyperlink"/>
@@ -272,7 +272,7 @@
       <w:r>
         <w:t xml:space="preserve"> </w:t>
       </w:r>
-      <w:hyperlink r:id="rId27">
+      <w:hyperlink r:id="rId16">
         <w:r>
           <w:rPr>
             <w:rStyle w:val="Hyperlink"/>
@@ -281,8 +281,8 @@
         </w:r>
       </w:hyperlink>
     </w:p>
-    <w:bookmarkEnd w:id="28"/>
-    <w:bookmarkStart w:id="29" w:name="description"/>
+    <w:bookmarkEnd w:id="17"/>
+    <w:bookmarkStart w:id="18" w:name="description"/>
     <w:p>
       <w:pPr>
         <w:pStyle w:val="Heading2"/>
@@ -299,8 +299,8 @@
         <w:t xml:space="preserve">Public policy and administration decisions are often difficult and risky because decisions must be made with incomplete and imperfect information. The primary purpose of this course is to introduce the basics of modeling and analyzing problems that involve decision-making under uncertainty. A high priority will be placed on learning how to choose the appropriate statistics to examine a particular problem, and how to avoid being misled by statistics presented by others that do not appropriately reflect available information.</w:t>
       </w:r>
     </w:p>
-    <w:bookmarkEnd w:id="29"/>
-    <w:bookmarkStart w:id="30" w:name="objectives"/>
+    <w:bookmarkEnd w:id="18"/>
+    <w:bookmarkStart w:id="19" w:name="objectives"/>
     <w:p>
       <w:pPr>
         <w:pStyle w:val="Heading2"/>
@@ -317,8 +317,8 @@
         <w:t xml:space="preserve">Students will learn how to use quantitative data and statistical tools to understand problems, how to become smart consumers of statistical reports and quantitative information, and how to communicate statistical findings to a variety of audiences.</w:t>
       </w:r>
     </w:p>
-    <w:bookmarkEnd w:id="30"/>
-    <w:bookmarkStart w:id="31" w:name="prerequisites"/>
+    <w:bookmarkEnd w:id="19"/>
+    <w:bookmarkStart w:id="20" w:name="prerequisites"/>
     <w:p>
       <w:pPr>
         <w:pStyle w:val="Heading2"/>
@@ -335,9 +335,9 @@
         <w:t xml:space="preserve">A thorough understanding of high school algebra and geometry.</w:t>
       </w:r>
     </w:p>
-    <w:bookmarkEnd w:id="31"/>
-    <w:bookmarkEnd w:id="32"/>
-    <w:bookmarkStart w:id="45" w:name="materials"/>
+    <w:bookmarkEnd w:id="20"/>
+    <w:bookmarkEnd w:id="21"/>
+    <w:bookmarkStart w:id="37" w:name="materials"/>
     <w:p>
       <w:pPr>
         <w:pStyle w:val="Heading1"/>
@@ -346,7 +346,7 @@
         <w:t xml:space="preserve">Materials</w:t>
       </w:r>
     </w:p>
-    <w:bookmarkStart w:id="37" w:name="books"/>
+    <w:bookmarkStart w:id="29" w:name="books"/>
     <w:p>
       <w:pPr>
         <w:pStyle w:val="Heading2"/>
@@ -394,7 +394,7 @@
       <w:r>
         <w:t xml:space="preserve"> </w:t>
       </w:r>
-      <w:hyperlink r:id="rId33">
+      <w:hyperlink r:id="rId22">
         <w:r>
           <w:rPr>
             <w:rStyle w:val="Hyperlink"/>
@@ -407,16 +407,6 @@
       <w:r>
         <w:t xml:space="preserve">. W.H. Freeman and Company.</w:t>
       </w:r>
-      <w:r>
-        <w:t xml:space="preserve"> </w:t>
-      </w:r>
-      <w:r>
-        <w:rPr>
-          <w:i/>
-          <w:iCs/>
-        </w:rPr>
-        <w:t xml:space="preserve">Any edition 6th or newer is sufficient.</w:t>
-      </w:r>
     </w:p>
     <w:p>
       <w:pPr>
@@ -439,7 +429,7 @@
       <w:r>
         <w:t xml:space="preserve"> </w:t>
       </w:r>
-      <w:hyperlink r:id="rId34">
+      <w:hyperlink r:id="rId23">
         <w:r>
           <w:rPr>
             <w:rStyle w:val="Hyperlink"/>
@@ -452,16 +442,6 @@
       <w:r>
         <w:t xml:space="preserve">. Cengage.</w:t>
       </w:r>
-      <w:r>
-        <w:t xml:space="preserve"> </w:t>
-      </w:r>
-      <w:r>
-        <w:rPr>
-          <w:i/>
-          <w:iCs/>
-        </w:rPr>
-        <w:t xml:space="preserve">Any recent edition is fine</w:t>
-      </w:r>
     </w:p>
     <w:p>
       <w:pPr>
@@ -484,7 +464,7 @@
       <w:r>
         <w:t xml:space="preserve"> </w:t>
       </w:r>
-      <w:hyperlink r:id="rId35">
+      <w:hyperlink r:id="rId24">
         <w:r>
           <w:rPr>
             <w:rStyle w:val="Hyperlink"/>
@@ -507,9 +487,125 @@
         </w:r>
       </w:hyperlink>
     </w:p>
-    <w:p>
-      <w:pPr>
-        <w:pStyle w:val="FirstParagraph"/>
+    <w:tbl>
+      <w:tblPr>
+        <w:tblStyle w:val="Table"/>
+        <w:tblLook w:firstRow="0" w:lastRow="0" w:firstColumn="0" w:lastColumn="0" w:noHBand="0" w:noVBand="0" w:val="0000"/>
+        <w:tblBorders>
+          <w:top w:val="single" w:sz="4" w:space="0" w:color="0758E5"/>
+          <w:left w:val="single" w:sz="24" w:space="0" w:color="0758E5"/>
+          <w:bottom w:val="single" w:sz="4" w:space="0" w:color="0758E5"/>
+          <w:right w:val="single" w:sz="4" w:space="0" w:color="0758E5"/>
+        </w:tblBorders>
+        <w:tblCellMar>
+          <w:left w:w="144" w:type="dxa"/>
+          <w:right w:w="144" w:type="dxa"/>
+        </w:tblCellMar>
+        <w:tblLook w:firstRow="0" w:lastRow="0" w:firstColumn="0" w:lastColumn="0" w:noHBand="0" w:noVBand="0" w:val="0000"/>
+      </w:tblPr>
+      <w:tr>
+        <w:trPr>
+          <w:cantSplit/>
+        </w:trPr>
+        <w:tc>
+          <w:tcPr>
+            <w:shd w:color="auto" w:fill="dae6fb" w:val="clear"/>
+            <w:tcMar>
+              <w:top w:w="92" w:type="dxa"/>
+              <w:bottom w:w="92" w:type="dxa"/>
+            </w:tcMar>
+          </w:tcPr>
+          <w:p>
+            <w:pPr>
+              <w:pStyle w:val="FirstParagraph"/>
+            </w:pPr>
+            <w:pPr>
+              <w:spacing w:before="0" w:after="0"/>
+              <w:textAlignment w:val="center"/>
+            </w:pPr>
+            <w:r>
+              <w:drawing>
+                <wp:inline>
+                  <wp:extent cx="152400" cy="152400"/>
+                  <wp:effectExtent b="0" l="0" r="0" t="0"/>
+                  <wp:docPr descr="" title="" id="26" name="Picture"/>
+                  <a:graphic>
+                    <a:graphicData uri="http://schemas.openxmlformats.org/drawingml/2006/picture">
+                      <pic:pic>
+                        <pic:nvPicPr>
+                          <pic:cNvPr descr="/opt/quarto/share/formats/docx/note.png" id="27" name="Picture"/>
+                          <pic:cNvPicPr>
+                            <a:picLocks noChangeArrowheads="1" noChangeAspect="1"/>
+                          </pic:cNvPicPr>
+                        </pic:nvPicPr>
+                        <pic:blipFill>
+                          <a:blip r:embed="rId25"/>
+                          <a:stretch>
+                            <a:fillRect/>
+                          </a:stretch>
+                        </pic:blipFill>
+                        <pic:spPr bwMode="auto">
+                          <a:xfrm>
+                            <a:off x="0" y="0"/>
+                            <a:ext cx="152400" cy="152400"/>
+                          </a:xfrm>
+                          <a:prstGeom prst="rect">
+                            <a:avLst/>
+                          </a:prstGeom>
+                          <a:noFill/>
+                          <a:ln w="9525">
+                            <a:noFill/>
+                            <a:headEnd/>
+                            <a:tailEnd/>
+                          </a:ln>
+                        </pic:spPr>
+                      </pic:pic>
+                    </a:graphicData>
+                  </a:graphic>
+                </wp:inline>
+              </w:drawing>
+            </w:r>
+            <w:r>
+              <w:t xml:space="preserve"> </w:t>
+            </w:r>
+            <w:r>
+              <w:t xml:space="preserve"> </w:t>
+            </w:r>
+            <w:r>
+              <w:t xml:space="preserve">Textbook Editions</w:t>
+            </w:r>
+          </w:p>
+        </w:tc>
+      </w:tr>
+      <w:tr>
+        <w:trPr>
+          <w:cantSplit/>
+        </w:trPr>
+        <w:tc>
+          <w:tcPr>
+            <w:tcMar>
+              <w:top w:w="108" w:type="dxa"/>
+              <w:bottom w:w="108" w:type="dxa"/>
+            </w:tcMar>
+          </w:tcPr>
+          <w:p>
+            <w:pPr>
+              <w:pStyle w:val="BodyText"/>
+            </w:pPr>
+            <w:pPr>
+              <w:spacing w:before="16" w:after="16"/>
+            </w:pPr>
+            <w:r>
+              <w:t xml:space="preserve">Any reasonably recent edition of the textbooks is sufficient; you do not have to buy the most recent version. (Statistics doesn’t change that much!)</w:t>
+            </w:r>
+          </w:p>
+          <w:p/>
+        </w:tc>
+      </w:tr>
+    </w:tbl>
+    <w:p>
+      <w:pPr>
+        <w:pStyle w:val="BodyText"/>
       </w:pPr>
       <w:r>
         <w:t xml:space="preserve">You may find one of these books suits you better than the other.</w:t>
@@ -522,13 +618,15 @@
           <w:i/>
           <w:iCs/>
         </w:rPr>
-        <w:t xml:space="preserve">(I recommend trying each!)</w:t>
-      </w:r>
-      <w:r>
-        <w:t xml:space="preserve"> </w:t>
-      </w:r>
-      <w:r>
-        <w:t xml:space="preserve">Each book has a slightly different focus. Favero is more focused on a math-light presentation, preferring conceptual explanations, but is light in detail (especially in probability). Moore et al. is a more traditional statistics book (although still applied). Meier et al. is very clearly targeted at Public Administration, but the content itself jumps around a bit relative to the order our presentation of material. If you have strong opinions about any book at the end of the semester, let me know!</w:t>
+        <w:t xml:space="preserve">(I recommend trying all of them!)</w:t>
+      </w:r>
+    </w:p>
+    <w:p>
+      <w:pPr>
+        <w:pStyle w:val="BodyText"/>
+      </w:pPr>
+      <w:r>
+        <w:t xml:space="preserve">Each book has a slightly different focus. Favero is more focused on a math-light presentation, preferring conceptual explanations, but is light in detail (especially in probability). Moore et al. is a more traditional statistics book (although still applied). Meier et al. is very clearly targeted at Public Administration, but the content itself jumps around a bit relative to the order of our presentation of material. If you have strong opinions about any book at the end of the semester, let me know!</w:t>
       </w:r>
     </w:p>
     <w:p>
@@ -602,7 +700,7 @@
       <w:r>
         <w:t xml:space="preserve"> </w:t>
       </w:r>
-      <w:hyperlink r:id="rId36">
+      <w:hyperlink r:id="rId28">
         <w:r>
           <w:rPr>
             <w:rStyle w:val="Hyperlink"/>
@@ -611,8 +709,8 @@
         </w:r>
       </w:hyperlink>
     </w:p>
-    <w:bookmarkEnd w:id="37"/>
-    <w:bookmarkStart w:id="41" w:name="software"/>
+    <w:bookmarkEnd w:id="29"/>
+    <w:bookmarkStart w:id="33" w:name="software"/>
     <w:p>
       <w:pPr>
         <w:pStyle w:val="Heading2"/>
@@ -631,7 +729,7 @@
       <w:r>
         <w:t xml:space="preserve"> </w:t>
       </w:r>
-      <w:hyperlink r:id="rId38">
+      <w:hyperlink r:id="rId30">
         <w:r>
           <w:rPr>
             <w:rStyle w:val="Hyperlink"/>
@@ -645,7 +743,7 @@
       <w:r>
         <w:t xml:space="preserve"> </w:t>
       </w:r>
-      <w:hyperlink r:id="rId39">
+      <w:hyperlink r:id="rId31">
         <w:r>
           <w:rPr>
             <w:rStyle w:val="Hyperlink"/>
@@ -659,7 +757,7 @@
       <w:r>
         <w:t xml:space="preserve"> </w:t>
       </w:r>
-      <w:hyperlink r:id="rId40">
+      <w:hyperlink r:id="rId32">
         <w:r>
           <w:rPr>
             <w:rStyle w:val="Hyperlink"/>
@@ -673,8 +771,8 @@
         <w:t xml:space="preserve">.</w:t>
       </w:r>
     </w:p>
-    <w:bookmarkEnd w:id="41"/>
-    <w:bookmarkStart w:id="42" w:name="hardware"/>
+    <w:bookmarkEnd w:id="33"/>
+    <w:bookmarkStart w:id="34" w:name="hardware"/>
     <w:p>
       <w:pPr>
         <w:pStyle w:val="Heading2"/>
@@ -699,8 +797,8 @@
         <w:t xml:space="preserve">You will need to use a computer to complete assignments in this class. If you do not have one of your own, you may use one on campus. The student clusters in the basement of Eggers are likely the most convenient.</w:t>
       </w:r>
     </w:p>
-    <w:bookmarkEnd w:id="42"/>
-    <w:bookmarkStart w:id="44" w:name="online-class-resources"/>
+    <w:bookmarkEnd w:id="34"/>
+    <w:bookmarkStart w:id="36" w:name="online-class-resources"/>
     <w:p>
       <w:pPr>
         <w:pStyle w:val="Heading2"/>
@@ -719,7 +817,7 @@
       <w:r>
         <w:t xml:space="preserve"> </w:t>
       </w:r>
-      <w:hyperlink r:id="rId43">
+      <w:hyperlink r:id="rId35">
         <w:r>
           <w:rPr>
             <w:rStyle w:val="Hyperlink"/>
@@ -731,7 +829,7 @@
         <w:t xml:space="preserve"> </w:t>
       </w:r>
       <w:r>
-        <w:t xml:space="preserve">is Syracuse University’s course platform. In it, you will find occaisional course announcements, a submission portal for your assignments, and additional materials. In addition, during the semester, solutions to the problem sets and lecture slides will be posted.</w:t>
+        <w:t xml:space="preserve">is Syracuse University’s course platform. In it, you will find occasional course announcements, a submission portal for your assignments, and additional materials. In addition, during the semester, solutions to the problem sets and lecture slides will be posted.</w:t>
       </w:r>
     </w:p>
     <w:p>
@@ -742,9 +840,9 @@
         <w:t xml:space="preserve">Please note, however, that this is primarily an in-person, not online, class, and as such, class is the primary source of course-related announcements and material.</w:t>
       </w:r>
     </w:p>
-    <w:bookmarkEnd w:id="44"/>
-    <w:bookmarkEnd w:id="45"/>
-    <w:bookmarkStart w:id="61" w:name="course-requirements"/>
+    <w:bookmarkEnd w:id="36"/>
+    <w:bookmarkEnd w:id="37"/>
+    <w:bookmarkStart w:id="52" w:name="course-requirements"/>
     <w:p>
       <w:pPr>
         <w:pStyle w:val="Heading1"/>
@@ -753,7 +851,7 @@
         <w:t xml:space="preserve">Course Requirements</w:t>
       </w:r>
     </w:p>
-    <w:bookmarkStart w:id="46" w:name="overview"/>
+    <w:bookmarkStart w:id="38" w:name="overview"/>
     <w:p>
       <w:pPr>
         <w:pStyle w:val="Heading2"/>
@@ -842,8 +940,8 @@
         <w:t xml:space="preserve">Final (20%)</w:t>
       </w:r>
     </w:p>
-    <w:bookmarkEnd w:id="46"/>
-    <w:bookmarkStart w:id="50" w:name="attendance"/>
+    <w:bookmarkEnd w:id="38"/>
+    <w:bookmarkStart w:id="41" w:name="attendance"/>
     <w:p>
       <w:pPr>
         <w:pStyle w:val="Heading2"/>
@@ -875,7 +973,7 @@
         <w:pStyle w:val="BodyText"/>
       </w:pPr>
       <w:r>
-        <w:t xml:space="preserve">That said, attendance in class is an important element to doing well in the course. If you miss more than a couple days, it’s advisable to check in. (That way, I also won’t mark your attendance grade off for chronic absenteeism.) The easiest way to do this is just email me with a brief reason when something comes up and you have to miss class (which will also allow me to tell you if you’re missing anything particularly important).</w:t>
+        <w:t xml:space="preserve">That said, attendance in class is an important element to doing well in the course. If you miss more than a couple days, it’s advisable to check in. (That way, I also won’t mark your attendance grade off for chronic absenteeism.) The easiest way to do this is to email me when something comes up and you have to miss class (which will also allow me to tell you if you’re missing anything particularly important).</w:t>
       </w:r>
     </w:p>
     <w:p>
@@ -927,18 +1025,18 @@
                 <wp:inline>
                   <wp:extent cx="152400" cy="152400"/>
                   <wp:effectExtent b="0" l="0" r="0" t="0"/>
-                  <wp:docPr descr="" title="" id="48" name="Picture"/>
+                  <wp:docPr descr="" title="" id="39" name="Picture"/>
                   <a:graphic>
                     <a:graphicData uri="http://schemas.openxmlformats.org/drawingml/2006/picture">
                       <pic:pic>
                         <pic:nvPicPr>
-                          <pic:cNvPr descr="/opt/quarto/share/formats/docx/note.png" id="49" name="Picture"/>
+                          <pic:cNvPr descr="/opt/quarto/share/formats/docx/note.png" id="40" name="Picture"/>
                           <pic:cNvPicPr>
                             <a:picLocks noChangeArrowheads="1" noChangeAspect="1"/>
                           </pic:cNvPicPr>
                         </pic:nvPicPr>
                         <pic:blipFill>
-                          <a:blip r:embed="rId47"/>
+                          <a:blip r:embed="rId25"/>
                           <a:stretch>
                             <a:fillRect/>
                           </a:stretch>
@@ -1011,8 +1109,8 @@
         </w:tc>
       </w:tr>
     </w:tbl>
-    <w:bookmarkEnd w:id="50"/>
-    <w:bookmarkStart w:id="57" w:name="weekly-assignments"/>
+    <w:bookmarkEnd w:id="41"/>
+    <w:bookmarkStart w:id="48" w:name="weekly-assignments"/>
     <w:p>
       <w:pPr>
         <w:pStyle w:val="Heading2"/>
@@ -1026,7 +1124,7 @@
         <w:pStyle w:val="FirstParagraph"/>
       </w:pPr>
       <w:r>
-        <w:t xml:space="preserve">There is an assignment each week in class,</w:t>
+        <w:t xml:space="preserve">There is an assignment each week for class,</w:t>
       </w:r>
       <w:r>
         <w:t xml:space="preserve"> </w:t>
@@ -1045,7 +1143,7 @@
         <w:rPr>
           <w:rStyle w:val="FootnoteReference"/>
         </w:rPr>
-        <w:footnoteReference w:id="51"/>
+        <w:footnoteReference w:id="42"/>
       </w:r>
       <w:r>
         <w:t xml:space="preserve"> </w:t>
@@ -1124,18 +1222,18 @@
                 <wp:inline>
                   <wp:extent cx="152400" cy="152400"/>
                   <wp:effectExtent b="0" l="0" r="0" t="0"/>
-                  <wp:docPr descr="" title="" id="52" name="Picture"/>
+                  <wp:docPr descr="" title="" id="43" name="Picture"/>
                   <a:graphic>
                     <a:graphicData uri="http://schemas.openxmlformats.org/drawingml/2006/picture">
                       <pic:pic>
                         <pic:nvPicPr>
-                          <pic:cNvPr descr="/opt/quarto/share/formats/docx/note.png" id="53" name="Picture"/>
+                          <pic:cNvPr descr="/opt/quarto/share/formats/docx/note.png" id="44" name="Picture"/>
                           <pic:cNvPicPr>
                             <a:picLocks noChangeArrowheads="1" noChangeAspect="1"/>
                           </pic:cNvPicPr>
                         </pic:nvPicPr>
                         <pic:blipFill>
-                          <a:blip r:embed="rId47"/>
+                          <a:blip r:embed="rId25"/>
                           <a:stretch>
                             <a:fillRect/>
                           </a:stretch>
@@ -1248,18 +1346,18 @@
                 <wp:inline>
                   <wp:extent cx="152400" cy="152400"/>
                   <wp:effectExtent b="0" l="0" r="0" t="0"/>
-                  <wp:docPr descr="" title="" id="55" name="Picture"/>
+                  <wp:docPr descr="" title="" id="46" name="Picture"/>
                   <a:graphic>
                     <a:graphicData uri="http://schemas.openxmlformats.org/drawingml/2006/picture">
                       <pic:pic>
                         <pic:nvPicPr>
-                          <pic:cNvPr descr="/opt/quarto/share/formats/docx/warning.png" id="56" name="Picture"/>
+                          <pic:cNvPr descr="/opt/quarto/share/formats/docx/warning.png" id="47" name="Picture"/>
                           <pic:cNvPicPr>
                             <a:picLocks noChangeArrowheads="1" noChangeAspect="1"/>
                           </pic:cNvPicPr>
                         </pic:nvPicPr>
                         <pic:blipFill>
-                          <a:blip r:embed="rId54"/>
+                          <a:blip r:embed="rId45"/>
                           <a:stretch>
                             <a:fillRect/>
                           </a:stretch>
@@ -1323,8 +1421,8 @@
         </w:tc>
       </w:tr>
     </w:tbl>
-    <w:bookmarkEnd w:id="57"/>
-    <w:bookmarkStart w:id="59" w:name="practicums"/>
+    <w:bookmarkEnd w:id="48"/>
+    <w:bookmarkStart w:id="50" w:name="practicums"/>
     <w:p>
       <w:pPr>
         <w:pStyle w:val="Heading2"/>
@@ -1344,13 +1442,13 @@
         <w:rPr>
           <w:rStyle w:val="FootnoteReference"/>
         </w:rPr>
-        <w:footnoteReference w:id="58"/>
-      </w:r>
-      <w:r>
-        <w:t xml:space="preserve"> </w:t>
-      </w:r>
-      <w:r>
-        <w:t xml:space="preserve">They are untimed, take-home, cumulative, and will be completed on your own time (and computer). Unlike the weekly assignments, you are also not allowed to work together on them. Their timing corresponds (roughly) with the midterm and final - you may wish to think of them as the</w:t>
+        <w:footnoteReference w:id="49"/>
+      </w:r>
+      <w:r>
+        <w:t xml:space="preserve"> </w:t>
+      </w:r>
+      <w:r>
+        <w:t xml:space="preserve">They are untimed, take-home, cumulative, and will be completed on your own time (and computer). Unlike the weekly assignments, you are also not allowed to work together on them. Their timing corresponds (roughly) with the midterm and final; you may wish to think of them as the</w:t>
       </w:r>
       <w:r>
         <w:t xml:space="preserve"> </w:t>
@@ -1377,8 +1475,8 @@
         <w:t xml:space="preserve">final, if you prefer.</w:t>
       </w:r>
     </w:p>
-    <w:bookmarkEnd w:id="59"/>
-    <w:bookmarkStart w:id="60" w:name="midterm-and-final"/>
+    <w:bookmarkEnd w:id="50"/>
+    <w:bookmarkStart w:id="51" w:name="midterm-and-final"/>
     <w:p>
       <w:pPr>
         <w:pStyle w:val="Heading2"/>
@@ -1392,12 +1490,12 @@
         <w:pStyle w:val="FirstParagraph"/>
       </w:pPr>
       <w:r>
-        <w:t xml:space="preserve">The midterm and final are traditional timed exams given in class on pen and paper. No computer will be available to you, although you will have access to a calculator. Both exams are cumulative across the course.</w:t>
-      </w:r>
-    </w:p>
-    <w:bookmarkEnd w:id="60"/>
-    <w:bookmarkEnd w:id="61"/>
-    <w:bookmarkStart w:id="69" w:name="course-expectations-guidelines"/>
+        <w:t xml:space="preserve">The midterm and final are traditional timed exams given in class with pen and paper. No computer will be available to you, although you will have access to a calculator. Both exams are cumulative across the course.</w:t>
+      </w:r>
+    </w:p>
+    <w:bookmarkEnd w:id="51"/>
+    <w:bookmarkEnd w:id="52"/>
+    <w:bookmarkStart w:id="60" w:name="course-expectations-guidelines"/>
     <w:p>
       <w:pPr>
         <w:pStyle w:val="Heading1"/>
@@ -1406,7 +1504,7 @@
         <w:t xml:space="preserve">Course Expectations &amp; Guidelines</w:t>
       </w:r>
     </w:p>
-    <w:bookmarkStart w:id="62" w:name="etiquette-decorum"/>
+    <w:bookmarkStart w:id="53" w:name="etiquette-decorum"/>
     <w:p>
       <w:pPr>
         <w:pStyle w:val="Heading2"/>
@@ -1423,8 +1521,8 @@
         <w:t xml:space="preserve">This is a graduate course: I take it for granted that you have a basic interest in the material, an enthusiastic attitude toward participation, and a respectful attitude to everyone in the room. A university classroom is fundamentally a learning community: be courteous to fellow students and the professor, don’t let yourself be distracted by your cell phone in class, and don’t let what is on your computer screen distract fellow students in the class, either.</w:t>
       </w:r>
     </w:p>
-    <w:bookmarkEnd w:id="62"/>
-    <w:bookmarkStart w:id="64" w:name="office-consultation-hours-appointments"/>
+    <w:bookmarkEnd w:id="53"/>
+    <w:bookmarkStart w:id="55" w:name="office-consultation-hours-appointments"/>
     <w:p>
       <w:pPr>
         <w:pStyle w:val="Heading2"/>
@@ -1443,7 +1541,7 @@
       <w:r>
         <w:t xml:space="preserve"> </w:t>
       </w:r>
-      <w:hyperlink r:id="rId63">
+      <w:hyperlink r:id="rId54">
         <w:r>
           <w:rPr>
             <w:rStyle w:val="Hyperlink"/>
@@ -1455,11 +1553,11 @@
         <w:t xml:space="preserve"> </w:t>
       </w:r>
       <w:r>
-        <w:t xml:space="preserve">and sign up for time at your convenience. You can also always just drop in during my regularly scheduled drop-in office hours without appointment, or stop by to see if my door is open: if it’s open, come on in. (Don’t feel like you’re intruding! I’ll tell you if it’s not a good time.)</w:t>
-      </w:r>
-    </w:p>
-    <w:bookmarkEnd w:id="64"/>
-    <w:bookmarkStart w:id="68" w:name="e-mail"/>
+        <w:t xml:space="preserve">and sign up for time at your convenience. You can also always just drop in during my regularly scheduled drop-in office hours without an appointment, or stop by to see if my door is open: if it’s open, come on in. (Don’t feel like you’re intruding! I’ll tell you if it’s not a good time.)</w:t>
+      </w:r>
+    </w:p>
+    <w:bookmarkEnd w:id="55"/>
+    <w:bookmarkStart w:id="59" w:name="e-mail"/>
     <w:p>
       <w:pPr>
         <w:pStyle w:val="Heading2"/>
@@ -1473,13 +1571,13 @@
         <w:pStyle w:val="FirstParagraph"/>
       </w:pPr>
       <w:r>
-        <w:t xml:space="preserve">Email is the best way to contact me. I’m usually pretty responsive, but as a baseline, I always aim to get back to you in a modified 24-hour fashion: by the end of the business day the day after you email. So if you email me at 2 PM Tuesday, I’ll get back to you by 6 PM Wednesday; if 10 PM Thursday, by 6 PM Friday; if you email me at 3 PM on Friday, by 6 PM Monday, etc.</w:t>
+        <w:t xml:space="preserve">Email is the best way to contact me. I’m usually pretty responsive, but as a baseline, I always aim to get back to you by the end of the business day the day after you email. So if you email me at 2 PM Tuesday, I’ll get back to you by 6 PM Wednesday; if 10 PM Thursday, by 6 PM Friday; if you email me at 3 PM on Friday, by 6 PM Monday, etc.</w:t>
       </w:r>
       <w:r>
         <w:rPr>
           <w:rStyle w:val="FootnoteReference"/>
         </w:rPr>
-        <w:footnoteReference w:id="65"/>
+        <w:footnoteReference w:id="56"/>
       </w:r>
     </w:p>
     <w:tbl>
@@ -1523,18 +1621,18 @@
                 <wp:inline>
                   <wp:extent cx="152400" cy="152400"/>
                   <wp:effectExtent b="0" l="0" r="0" t="0"/>
-                  <wp:docPr descr="" title="" id="66" name="Picture"/>
+                  <wp:docPr descr="" title="" id="57" name="Picture"/>
                   <a:graphic>
                     <a:graphicData uri="http://schemas.openxmlformats.org/drawingml/2006/picture">
                       <pic:pic>
                         <pic:nvPicPr>
-                          <pic:cNvPr descr="/opt/quarto/share/formats/docx/note.png" id="67" name="Picture"/>
+                          <pic:cNvPr descr="/opt/quarto/share/formats/docx/note.png" id="58" name="Picture"/>
                           <pic:cNvPicPr>
                             <a:picLocks noChangeArrowheads="1" noChangeAspect="1"/>
                           </pic:cNvPicPr>
                         </pic:nvPicPr>
                         <pic:blipFill>
-                          <a:blip r:embed="rId47"/>
+                          <a:blip r:embed="rId25"/>
                           <a:stretch>
                             <a:fillRect/>
                           </a:stretch>
@@ -1598,9 +1696,9 @@
         </w:tc>
       </w:tr>
     </w:tbl>
-    <w:bookmarkEnd w:id="68"/>
-    <w:bookmarkEnd w:id="69"/>
-    <w:bookmarkStart w:id="70" w:name="acknowledgments"/>
+    <w:bookmarkEnd w:id="59"/>
+    <w:bookmarkEnd w:id="60"/>
+    <w:bookmarkStart w:id="61" w:name="acknowledgments"/>
     <w:p>
       <w:pPr>
         <w:pStyle w:val="Heading1"/>
@@ -1614,10 +1712,10 @@
         <w:pStyle w:val="FirstParagraph"/>
       </w:pPr>
       <w:r>
-        <w:t xml:space="preserve">This course, and this syllabus, consists in large parts of material developed by other professors in the PAI 721 rotation, including, but not limited to, Jun Li, Tomas Olivier, and Ying Shi. I am grateful for their support and permission to use their materials.</w:t>
-      </w:r>
-    </w:p>
-    <w:bookmarkEnd w:id="70"/>
+        <w:t xml:space="preserve">This course, and syllabus, draws heavily on material developed alongside, with, and by others in the PAI 721 teaching rotation, including but not limited to Jun Li, Tomas Olivier, and Ying Shi. I am grateful for their support and permission to use their materials.</w:t>
+      </w:r>
+    </w:p>
+    <w:bookmarkEnd w:id="61"/>
     <w:sectPr>
       <w:footnotePr>
         <w:numRestart w:val="eachSect"/>
@@ -1647,7 +1745,7 @@
       </w:r>
     </w:p>
   </w:footnote>
-  <w:footnote w:id="25">
+  <w:footnote w:id="14">
     <w:p>
       <w:pPr>
         <w:pStyle w:val="FootnoteText"/>
@@ -1662,11 +1760,11 @@
         <w:t xml:space="preserve"> </w:t>
       </w:r>
       <w:r>
-        <w:t xml:space="preserve">In addition to formal office hours, I have an open door policy - feel free to stop by if you see the door open. I’ll also be around after office hours until at least 12:30 each Tuesday and Thursday according to student need. I also am usually around between 3:30 and 4 Tuesdays and Thursdays and free to meet, but give me a heads up if you plan on coming around at that time so I know to be on the lookout for you - I’m sometimes in another room with another class.</w:t>
+        <w:t xml:space="preserve">In addition to formal office hours, I have an open door policy; feel free to stop by if you see the door open. I am usually around between 3:30 and 4 Tuesdays and Thursdays and free to meet, but give me a heads up if you plan on coming around at that time so I know to be on the lookout for you - I’m sometimes in another room with another class.</w:t>
       </w:r>
     </w:p>
   </w:footnote>
-  <w:footnote w:id="51">
+  <w:footnote w:id="42">
     <w:p>
       <w:pPr>
         <w:pStyle w:val="FootnoteText"/>
@@ -1685,7 +1783,7 @@
       </w:r>
     </w:p>
   </w:footnote>
-  <w:footnote w:id="58">
+  <w:footnote w:id="49">
     <w:p>
       <w:pPr>
         <w:pStyle w:val="FootnoteText"/>
@@ -1704,7 +1802,7 @@
       </w:r>
     </w:p>
   </w:footnote>
-  <w:footnote w:id="65">
+  <w:footnote w:id="56">
     <w:p>
       <w:pPr>
         <w:pStyle w:val="FootnoteText"/>
@@ -2042,10 +2140,10 @@
   <w:docDefaults>
     <w:rPrDefault>
       <w:rPr>
-        <w:rFonts w:asciiTheme="minorHAnsi" w:cstheme="minorBidi" w:eastAsiaTheme="minorHAnsi" w:hAnsiTheme="minorHAnsi"/>
+        <w:rFonts w:asciiTheme="minorHAnsi" w:cstheme="minorBidi" w:eastAsiaTheme="minorEastAsia" w:hAnsiTheme="minorHAnsi"/>
         <w:sz w:val="24"/>
         <w:szCs w:val="24"/>
-        <w:lang w:bidi="ar-SA" w:eastAsia="en-US" w:val="en-US"/>
+        <w:lang w:bidi="ar-SA" w:eastAsia="zh-CN" w:val="en-US"/>
       </w:rPr>
     </w:rPrDefault>
     <w:pPrDefault>
@@ -2586,13 +2684,6 @@
       </w:tblCellMar>
     </w:tblPr>
     <w:tblStylePr w:type="firstRow">
-      <w:tblPr>
-        <w:jc w:val="left"/>
-        <w:tblInd w:type="dxa" w:w="0"/>
-      </w:tblPr>
-      <w:trPr>
-        <w:jc w:val="left"/>
-      </w:trPr>
       <w:tcPr>
         <w:tcBorders>
           <w:bottom w:val="single"/>

--- a/overview.docx
+++ b/overview.docx
@@ -1760,7 +1760,7 @@
         <w:t xml:space="preserve"> </w:t>
       </w:r>
       <w:r>
-        <w:t xml:space="preserve">In addition to formal office hours, I have an open door policy; feel free to stop by if you see the door open. I am usually around between 3:30 and 4 Tuesdays and Thursdays and free to meet, but give me a heads up if you plan on coming around at that time so I know to be on the lookout for you - I’m sometimes in another room with another class.</w:t>
+        <w:t xml:space="preserve">In addition to formal office hours, I have an open door policy; feel free to stop by if you see the door open.</w:t>
       </w:r>
     </w:p>
   </w:footnote>
